--- a/Stefan_Duprey_CV_data_scientist.docx
+++ b/Stefan_Duprey_CV_data_scientist.docx
@@ -155,12 +155,12 @@
                   <wp:extent cx="120650" cy="120650"/>
                   <wp:effectExtent b="0" l="0" r="0" t="0"/>
                   <wp:wrapSquare wrapText="bothSides" distB="0" distT="0" distL="0" distR="0"/>
-                  <wp:docPr id="3" name="image1.png"/>
+                  <wp:docPr id="3" name="image2.png"/>
                   <a:graphic>
                     <a:graphicData uri="http://schemas.openxmlformats.org/drawingml/2006/picture">
                       <pic:pic>
                         <pic:nvPicPr>
-                          <pic:cNvPr id="0" name="image1.png"/>
+                          <pic:cNvPr id="0" name="image2.png"/>
                           <pic:cNvPicPr preferRelativeResize="0"/>
                         </pic:nvPicPr>
                         <pic:blipFill>
@@ -838,12 +838,12 @@
                       <wp:inline distB="114300" distT="114300" distL="114300" distR="114300">
                         <wp:extent cx="2428558" cy="2175387"/>
                         <wp:effectExtent b="0" l="0" r="0" t="0"/>
-                        <wp:docPr id="4" name="image2.png"/>
+                        <wp:docPr id="4" name="image1.png"/>
                         <a:graphic>
                           <a:graphicData uri="http://schemas.openxmlformats.org/drawingml/2006/picture">
                             <pic:pic>
                               <pic:nvPicPr>
-                                <pic:cNvPr id="0" name="image2.png"/>
+                                <pic:cNvPr id="0" name="image1.png"/>
                                 <pic:cNvPicPr preferRelativeResize="0"/>
                               </pic:nvPicPr>
                               <pic:blipFill>
@@ -4006,7 +4006,7 @@
                 <w:szCs w:val="20"/>
                 <w:rtl w:val="0"/>
               </w:rPr>
-              <w:t xml:space="preserve">Lead Data Scientist. AI-driven on-chain financial framework around crypto AM.</w:t>
+              <w:t xml:space="preserve">Lead Quant/Data Scientist. AI-driven on-chain financial framework around crypto AM.</w:t>
             </w:r>
           </w:p>
           <w:p>
@@ -4086,7 +4086,7 @@
                 <w:szCs w:val="20"/>
                 <w:rtl w:val="0"/>
               </w:rPr>
-              <w:t xml:space="preserve">Lead Data Scientist in crypto asset management</w:t>
+              <w:t xml:space="preserve">Lead Quant/Data Scientist in crypto asset management</w:t>
             </w:r>
             <w:r>
               <w:rPr>
@@ -4178,7 +4178,7 @@
                 <w:szCs w:val="20"/>
                 <w:rtl w:val="0"/>
               </w:rPr>
-              <w:t xml:space="preserve">Lead Data Scientist-Senior consultant in quantitative finance, risk modeling &amp; data science.</w:t>
+              <w:t xml:space="preserve">Lead Quant/Data Scientist-Senior consultant in quantitative finance, risk modeling &amp; data science.</w:t>
             </w:r>
             <w:r>
               <w:rPr>
@@ -6424,7 +6424,7 @@
 
 <file path=customXML/item1.xml><?xml version="1.0" encoding="utf-8"?>
 <go:gDocsCustomXmlDataStorage xmlns:go="http://customooxmlschemas.google.com/" xmlns:r="http://schemas.openxmlformats.org/officeDocument/2006/relationships" uri="GoogleDocsCustomDataVersion2">
-  <go:docsCustomData xmlns:go="http://customooxmlschemas.google.com/" roundtripDataSignature="AMtx7mhOK/hheKa8T6Ff0AwRrcZ7YVOecw==">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</go:docsCustomData>
+  <go:docsCustomData xmlns:go="http://customooxmlschemas.google.com/" roundtripDataSignature="AMtx7mgR9pwl8brSF90wnjzN4nXdz2sRDA==">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</go:docsCustomData>
 </go:gDocsCustomXmlDataStorage>
 </file>
 

--- a/Stefan_Duprey_CV_data_scientist.docx
+++ b/Stefan_Duprey_CV_data_scientist.docx
@@ -155,12 +155,12 @@
                   <wp:extent cx="120650" cy="120650"/>
                   <wp:effectExtent b="0" l="0" r="0" t="0"/>
                   <wp:wrapSquare wrapText="bothSides" distB="0" distT="0" distL="0" distR="0"/>
-                  <wp:docPr id="3" name="image2.png"/>
+                  <wp:docPr id="3" name="image1.png"/>
                   <a:graphic>
                     <a:graphicData uri="http://schemas.openxmlformats.org/drawingml/2006/picture">
                       <pic:pic>
                         <pic:nvPicPr>
-                          <pic:cNvPr id="0" name="image2.png"/>
+                          <pic:cNvPr id="0" name="image1.png"/>
                           <pic:cNvPicPr preferRelativeResize="0"/>
                         </pic:nvPicPr>
                         <pic:blipFill>
@@ -511,7 +511,26 @@
                       <w:szCs w:val="22"/>
                       <w:rtl w:val="0"/>
                     </w:rPr>
-                    <w:t xml:space="preserve"> 6 </w:t>
+                    <w:t xml:space="preserve"> </w:t>
+                  </w:r>
+                  <w:r>
+                    <w:rPr>
+                      <w:rFonts w:ascii="Arial" w:cs="Arial" w:eastAsia="Arial" w:hAnsi="Arial"/>
+                      <w:sz w:val="22"/>
+                      <w:szCs w:val="22"/>
+                      <w:rtl w:val="0"/>
+                    </w:rPr>
+                    <w:t xml:space="preserve">0</w:t>
+                  </w:r>
+                  <w:r>
+                    <w:rPr>
+                      <w:rFonts w:ascii="Arial" w:cs="Arial" w:eastAsia="Arial" w:hAnsi="Arial"/>
+                      <w:color w:val="000000"/>
+                      <w:sz w:val="22"/>
+                      <w:szCs w:val="22"/>
+                      <w:rtl w:val="0"/>
+                    </w:rPr>
+                    <w:t xml:space="preserve">6</w:t>
                   </w:r>
                   <w:r>
                     <w:rPr>
@@ -838,12 +857,12 @@
                       <wp:inline distB="114300" distT="114300" distL="114300" distR="114300">
                         <wp:extent cx="2428558" cy="2175387"/>
                         <wp:effectExtent b="0" l="0" r="0" t="0"/>
-                        <wp:docPr id="4" name="image1.png"/>
+                        <wp:docPr id="4" name="image2.png"/>
                         <a:graphic>
                           <a:graphicData uri="http://schemas.openxmlformats.org/drawingml/2006/picture">
                             <pic:pic>
                               <pic:nvPicPr>
-                                <pic:cNvPr id="0" name="image1.png"/>
+                                <pic:cNvPr id="0" name="image2.png"/>
                                 <pic:cNvPicPr preferRelativeResize="0"/>
                               </pic:nvPicPr>
                               <pic:blipFill>
@@ -3625,18 +3644,12 @@
               <w:jc w:val="left"/>
               <w:rPr>
                 <w:rFonts w:ascii="Arial" w:cs="Arial" w:eastAsia="Arial" w:hAnsi="Arial"/>
-                <w:b w:val="0"/>
-                <w:bCs w:val="0"/>
-                <w:i w:val="0"/>
-                <w:iCs w:val="0"/>
-                <w:smallCaps w:val="0"/>
-                <w:strike w:val="0"/>
-                <w:color w:val="000000"/>
-                <w:sz w:val="24"/>
-                <w:szCs w:val="24"/>
-                <w:u w:val="none"/>
-                <w:shd w:fill="auto" w:val="clear"/>
-                <w:vertAlign w:val="baseline"/>
+                <w:b w:val="1"/>
+                <w:bCs w:val="1"/>
+                <w:color w:val="1155cc"/>
+                <w:sz w:val="20"/>
+                <w:szCs w:val="20"/>
+                <w:u w:val="single"/>
               </w:rPr>
             </w:pPr>
             <w:r>
@@ -4006,7 +4019,7 @@
                 <w:szCs w:val="20"/>
                 <w:rtl w:val="0"/>
               </w:rPr>
-              <w:t xml:space="preserve">Lead Quant/Data Scientist. AI-driven on-chain financial framework around crypto AM.</w:t>
+              <w:t xml:space="preserve">Lead Quant/Data Scientist. AI-driven financial framework around asset management.</w:t>
             </w:r>
           </w:p>
           <w:p>
@@ -4086,7 +4099,7 @@
                 <w:szCs w:val="20"/>
                 <w:rtl w:val="0"/>
               </w:rPr>
-              <w:t xml:space="preserve">Lead Quant/Data Scientist in crypto asset management</w:t>
+              <w:t xml:space="preserve">Lead Quant/Data Scientist in asset management</w:t>
             </w:r>
             <w:r>
               <w:rPr>
@@ -4470,7 +4483,7 @@
                 <w:szCs w:val="20"/>
                 <w:rtl w:val="0"/>
               </w:rPr>
-              <w:t xml:space="preserve">Missions in big data, machine learning, NLP &amp; trading systems for french banks and e-commerce platforms</w:t>
+              <w:t xml:space="preserve">Missions in exotic derivatives pricing, machine learning, NLP &amp; big data for french banks (SG,CACIB) and e-commerce platforms (CDiscount)</w:t>
             </w:r>
           </w:p>
           <w:p>
@@ -5519,7 +5532,7 @@
                   <w:u w:val="single"/>
                   <w:rtl w:val="0"/>
                 </w:rPr>
-                <w:t xml:space="preserve">Kaggle profile</w:t>
+                <w:t xml:space="preserve">Top 1% Kaggle profile</w:t>
               </w:r>
             </w:hyperlink>
             <w:r>
@@ -5549,6 +5562,73 @@
                 <w:szCs w:val="20"/>
               </w:rPr>
             </w:pPr>
+            <w:r>
+              <w:rPr>
+                <w:rFonts w:ascii="Arial" w:cs="Arial" w:eastAsia="Arial" w:hAnsi="Arial"/>
+                <w:b w:val="1"/>
+                <w:bCs w:val="1"/>
+                <w:i w:val="0"/>
+                <w:iCs w:val="0"/>
+                <w:smallCaps w:val="0"/>
+                <w:color w:val="000000"/>
+                <w:sz w:val="20"/>
+                <w:szCs w:val="20"/>
+                <w:rtl w:val="0"/>
+              </w:rPr>
+              <w:t xml:space="preserve"> </w:t>
+            </w:r>
+            <w:hyperlink r:id="rId15">
+              <w:r>
+                <w:rPr>
+                  <w:rFonts w:ascii="Arial" w:cs="Arial" w:eastAsia="Arial" w:hAnsi="Arial"/>
+                  <w:b w:val="1"/>
+                  <w:bCs w:val="1"/>
+                  <w:color w:val="1155cc"/>
+                  <w:sz w:val="20"/>
+                  <w:szCs w:val="20"/>
+                  <w:u w:val="single"/>
+                  <w:rtl w:val="0"/>
+                </w:rPr>
+                <w:t xml:space="preserve">AML certification</w:t>
+              </w:r>
+            </w:hyperlink>
+            <w:r>
+              <w:rPr>
+                <w:rFonts w:ascii="Arial" w:cs="Arial" w:eastAsia="Arial" w:hAnsi="Arial"/>
+                <w:sz w:val="20"/>
+                <w:szCs w:val="20"/>
+                <w:rtl w:val="0"/>
+              </w:rPr>
+              <w:t xml:space="preserve"> &amp;</w:t>
+            </w:r>
+            <w:r>
+              <w:rPr>
+                <w:rFonts w:ascii="Arial" w:cs="Arial" w:eastAsia="Arial" w:hAnsi="Arial"/>
+                <w:b w:val="1"/>
+                <w:bCs w:val="1"/>
+                <w:color w:val="1155cc"/>
+                <w:sz w:val="20"/>
+                <w:szCs w:val="20"/>
+                <w:u w:val="single"/>
+                <w:rtl w:val="0"/>
+              </w:rPr>
+              <w:t xml:space="preserve"> </w:t>
+            </w:r>
+            <w:hyperlink r:id="rId16">
+              <w:r>
+                <w:rPr>
+                  <w:rFonts w:ascii="Arial" w:cs="Arial" w:eastAsia="Arial" w:hAnsi="Arial"/>
+                  <w:b w:val="1"/>
+                  <w:bCs w:val="1"/>
+                  <w:color w:val="1155cc"/>
+                  <w:sz w:val="20"/>
+                  <w:szCs w:val="20"/>
+                  <w:u w:val="single"/>
+                  <w:rtl w:val="0"/>
+                </w:rPr>
+                <w:t xml:space="preserve">Google ML professional certification</w:t>
+              </w:r>
+            </w:hyperlink>
             <w:r>
               <w:rPr>
                 <w:rtl w:val="0"/>
@@ -5608,7 +5688,13 @@
         <w:ind w:left="0" w:right="0" w:firstLine="0"/>
         <w:jc w:val="left"/>
         <w:rPr>
-          <w:color w:val="000000"/>
+          <w:rFonts w:ascii="Arial" w:cs="Arial" w:eastAsia="Arial" w:hAnsi="Arial"/>
+          <w:b w:val="1"/>
+          <w:bCs w:val="1"/>
+          <w:color w:val="1155cc"/>
+          <w:sz w:val="20"/>
+          <w:szCs w:val="20"/>
+          <w:u w:val="single"/>
         </w:rPr>
       </w:pPr>
       <w:bookmarkStart w:colFirst="0" w:colLast="0" w:name="_heading=h.cg5kptjq2wxq" w:id="0"/>
